--- a/manuscript/title_page.docx
+++ b/manuscript/title_page.docx
@@ -157,7 +157,7 @@
           <w:rFonts w:ascii="Times New Roman" w:hAnsi="Times New Roman"/>
           <w:sz w:val="22"/>
         </w:rPr>
-        <w:t>Abstract: ~250 words; Main text: ~2,100 words</w:t>
+        <w:t>Abstract: ~250 words; Main text: ~2,200 words</w:t>
       </w:r>
     </w:p>
     <w:sectPr>

--- a/manuscript/title_page.docx
+++ b/manuscript/title_page.docx
@@ -54,6 +54,21 @@
           <w:rFonts w:ascii="Times New Roman" w:hAnsi="Times New Roman"/>
           <w:sz w:val="24"/>
         </w:rPr>
+        <w:t xml:space="preserve">, Sandro José Martins </w:t>
+      </w:r>
+      <w:r>
+        <w:rPr>
+          <w:rFonts w:ascii="Times New Roman" w:hAnsi="Times New Roman"/>
+          <w:sz w:val="24"/>
+          <w:vertAlign w:val="superscript"/>
+        </w:rPr>
+        <w:t>2</w:t>
+      </w:r>
+      <w:r>
+        <w:rPr>
+          <w:rFonts w:ascii="Times New Roman" w:hAnsi="Times New Roman"/>
+          <w:sz w:val="24"/>
+        </w:rPr>
         <w:t xml:space="preserve">, João Batista de Sousa </w:t>
       </w:r>
       <w:r>
@@ -62,7 +77,7 @@
           <w:sz w:val="24"/>
           <w:vertAlign w:val="superscript"/>
         </w:rPr>
-        <w:t>2</w:t>
+        <w:t>3</w:t>
       </w:r>
     </w:p>
     <w:p/>
@@ -89,7 +104,20 @@
           <w:i/>
           <w:sz w:val="20"/>
         </w:rPr>
-        <w:t>² Department of Proctology, Universidade de Brasília, Brasília, Brazil</w:t>
+        <w:t>² Oncology Unit, Hospital Universitário de Brasília (HUB/EBSERH), Universidade de Brasília, Brasília, Brazil</w:t>
+      </w:r>
+    </w:p>
+    <w:p>
+      <w:pPr>
+        <w:jc w:val="center"/>
+      </w:pPr>
+      <w:r>
+        <w:rPr>
+          <w:rFonts w:ascii="Times New Roman" w:hAnsi="Times New Roman"/>
+          <w:i/>
+          <w:sz w:val="20"/>
+        </w:rPr>
+        <w:t>³ Department of Proctology, Universidade de Brasília, Brasília, Brazil</w:t>
       </w:r>
     </w:p>
     <w:p>

--- a/manuscript/title_page.docx
+++ b/manuscript/title_page.docx
@@ -62,7 +62,7 @@
           <w:sz w:val="24"/>
           <w:vertAlign w:val="superscript"/>
         </w:rPr>
-        <w:t>2</w:t>
+        <w:t>1</w:t>
       </w:r>
       <w:r>
         <w:rPr>
@@ -77,7 +77,7 @@
           <w:sz w:val="24"/>
           <w:vertAlign w:val="superscript"/>
         </w:rPr>
-        <w:t>3</w:t>
+        <w:t>2</w:t>
       </w:r>
     </w:p>
     <w:p/>
@@ -104,20 +104,7 @@
           <w:i/>
           <w:sz w:val="20"/>
         </w:rPr>
-        <w:t>² Oncology Unit, Hospital Universitário de Brasília (HUB/EBSERH), Universidade de Brasília, Brasília, Brazil</w:t>
-      </w:r>
-    </w:p>
-    <w:p>
-      <w:pPr>
-        <w:jc w:val="center"/>
-      </w:pPr>
-      <w:r>
-        <w:rPr>
-          <w:rFonts w:ascii="Times New Roman" w:hAnsi="Times New Roman"/>
-          <w:i/>
-          <w:sz w:val="20"/>
-        </w:rPr>
-        <w:t>³ Department of Proctology, Universidade de Brasília, Brasília, Brazil</w:t>
+        <w:t>² Department of Proctology, Universidade de Brasília, Brasília, Brazil</w:t>
       </w:r>
     </w:p>
     <w:p>
